--- a/policies/build/sop_record_masters/ROM/SOP_ROM.1.e_ethical_management_framework.docx
+++ b/policies/build/sop_record_masters/ROM/SOP_ROM.1.e_ethical_management_framework.docx
@@ -42,7 +42,7 @@
           </w:p>
           <w:p>
             <w:r>
-              <w:t>This SOP explains how «Hospital Name»'s ethical management framework is established and operated. If you're new to this SOP: a code of ethics on display is not the framework — the framework is the code plus a working reporting mechanism plus an annual review, all three together.</w:t>
+              <w:t>This SOP explains how «Hospital Name»'s ethical management framework is established and operated, including the option to report anonymously and the organisation's commitment to not let a reporter be penalised for it. If you're new to this SOP: a code of ethics on display is not the framework — the framework is the code plus a working reporting mechanism, including an anonymous option, plus an annual review, all together.</w:t>
             </w:r>
           </w:p>
         </w:tc>
@@ -208,7 +208,7 @@
     </w:p>
     <w:p>
       <w:r>
-        <w:t>This SOP sets out how «Hospital Name»'s governance supports an ethical management framework that is actually operated and reviewed — a code of ethics with a reporting mechanism and a review cycle, not a display-only document.</w:t>
+        <w:t>This SOP sets out how «Hospital Name»'s governance supports an ethical management framework that is actually operated and reviewed, including an option to report anonymously and a documented protection against retaliation — a code of ethics with a working reporting mechanism and a review cycle, not a display-only document.</w:t>
       </w:r>
     </w:p>
     <w:p>
@@ -240,7 +240,7 @@
         <w:t xml:space="preserve">Governing Body: </w:t>
       </w:r>
       <w:r>
-        <w:t>supports the framework and reviews ethical compliance at least annually and whenever a concern is reported.</w:t>
+        <w:t>supports the framework, reviews ethical compliance at least annually and whenever a concern is reported, and investigates any allegation of retaliation against a reporter.</w:t>
       </w:r>
     </w:p>
     <w:p>
@@ -251,7 +251,7 @@
         <w:t xml:space="preserve">Medical Superintendent: </w:t>
       </w:r>
       <w:r>
-        <w:t>is accountable for operating within the framework day to day.</w:t>
+        <w:t>is accountable for operating within the framework day to day and maintains the conflict-of-interest declaration register.</w:t>
       </w:r>
     </w:p>
     <w:p>
@@ -283,7 +283,7 @@
     </w:p>
     <w:p>
       <w:r>
-        <w:t>1. The framework includes a code of ethics, a conflict-of-interest declaration for governance members, a mechanism for reporting ethical concerns, and a review of ethical compliance.</w:t>
+        <w:t>1. The framework includes a code of ethics, a conflict-of-interest declaration for governance members, a mechanism for reporting ethical concerns — including an option to report anonymously — and a review of ethical compliance.</w:t>
       </w:r>
     </w:p>
     <w:p>
@@ -296,7 +296,7 @@
         <w:pStyle w:val="Heading2"/>
       </w:pPr>
       <w:r>
-        <w:t>4.2 Operate the reporting mechanism</w:t>
+        <w:t>4.2 Collect and maintain conflict-of-interest declarations</w:t>
       </w:r>
     </w:p>
     <w:p>
@@ -307,17 +307,17 @@
         <w:t xml:space="preserve">Why this step matters: </w:t>
       </w:r>
       <w:r>
-        <w:t>A reporting mechanism nobody has ever used cannot be shown to actually work — every concern that comes in, and what was done about it, has to be on record.</w:t>
+        <w:t>A conflict of interest that is never declared cannot be managed — it's invisible to the organisation until it causes a problem, which is exactly the scenario the declaration process exists to prevent.</w:t>
       </w:r>
     </w:p>
     <w:p>
       <w:r>
-        <w:t>1. Any staff member or governance member can report an ethical concern through the documented mechanism.</w:t>
+        <w:t>1. Every governance member declares any conflict of interest in writing at appointment and refreshes the declaration at least annually.</w:t>
       </w:r>
     </w:p>
     <w:p>
       <w:r>
-        <w:t>2. Each concern is logged with the date received, the nature of the concern, and the action taken. (Record 2)</w:t>
+        <w:t>2. A declared conflict is reviewed by the governing body and a management action (recusal from the relevant decision, disclosure, etc.) is recorded. (Record 2)</w:t>
       </w:r>
     </w:p>
     <w:p>
@@ -325,7 +325,41 @@
         <w:pStyle w:val="Heading2"/>
       </w:pPr>
       <w:r>
-        <w:t>4.3 Review annually</w:t>
+        <w:t>4.3 Operate the reporting mechanism, including anonymous reports</w:t>
+      </w:r>
+    </w:p>
+    <w:p>
+      <w:r>
+        <w:rPr>
+          <w:b/>
+        </w:rPr>
+        <w:t xml:space="preserve">Why this step matters: </w:t>
+      </w:r>
+      <w:r>
+        <w:t>A reporting mechanism nobody has ever used cannot be shown to actually work — and a mechanism that requires a name discourages exactly the reports most worth having, from someone worried about retaliation.</w:t>
+      </w:r>
+    </w:p>
+    <w:p>
+      <w:r>
+        <w:t>1. Any staff member or governance member can report an ethical concern through the documented mechanism, by name or anonymously.</w:t>
+      </w:r>
+    </w:p>
+    <w:p>
+      <w:r>
+        <w:t>2. Each concern is logged with the date received, the nature of the concern, and the action taken, regardless of whether the reporter identified themselves.</w:t>
+      </w:r>
+    </w:p>
+    <w:p>
+      <w:r>
+        <w:t>3. Any allegation that a reporter faced retaliation for raising a concern is investigated directly by the governing body, separately from the original concern. (Record 3)</w:t>
+      </w:r>
+    </w:p>
+    <w:p>
+      <w:pPr>
+        <w:pStyle w:val="Heading2"/>
+      </w:pPr>
+      <w:r>
+        <w:t>4.4 Review annually</w:t>
       </w:r>
     </w:p>
     <w:p>
@@ -359,7 +393,7 @@
     </w:p>
     <w:p>
       <w:r>
-        <w:t>This SOP produces and maintains Records 1-2 (see the ROM.1 Records folder).</w:t>
+        <w:t>This SOP produces and maintains Records 1-3 (see the ROM.1 Records folder).</w:t>
       </w:r>
     </w:p>
     <w:p>
@@ -424,7 +458,7 @@
     </w:p>
     <w:p>
       <w:r>
-        <w:t>This SOP is reviewed at least annually by the Quality Coordinator together with the Medical Superintendent, and sooner if an ethical concern reveals a gap in the framework.</w:t>
+        <w:t>This SOP is reviewed at least annually by the Quality Coordinator together with the Medical Superintendent, and sooner if an ethical concern — or a retaliation allegation — reveals a gap in the framework.</w:t>
       </w:r>
     </w:p>
     <w:sectPr>

--- a/policies/build/sop_record_masters/ROM/SOP_ROM.1.e_ethical_management_framework.docx
+++ b/policies/build/sop_record_masters/ROM/SOP_ROM.1.e_ethical_management_framework.docx
@@ -289,6 +289,35 @@
     <w:p>
       <w:r>
         <w:t>2. The governing body approves the framework in writing. (Record 1)</w:t>
+      </w:r>
+    </w:p>
+    <w:p>
+      <w:r>
+        <w:rPr>
+          <w:b/>
+          <w:i/>
+        </w:rPr>
+        <w:t xml:space="preserve">Technical source(s) for this step: </w:t>
+      </w:r>
+    </w:p>
+    <w:p>
+      <w:pPr>
+        <w:pStyle w:val="ListParagraph"/>
+      </w:pPr>
+      <w:r>
+        <w:t xml:space="preserve">National Medical Commission (formerly Medical Council of India). (2002, amended 2016). </w:t>
+      </w:r>
+      <w:hyperlink r:id="rId10">
+        <w:r>
+          <w:rPr>
+            <w:color w:val="0563C1"/>
+            <w:u w:val="single"/>
+          </w:rPr>
+          <w:t>Indian Medical Council (Professional Conduct, Etiquette and Ethics) Regulations, 2002</w:t>
+        </w:r>
+      </w:hyperlink>
+      <w:r>
+        <w:t>. Governs the ethical conduct of registered medical practitioners in India and is referenced here as the statutory backdrop a hospital's own ethical-management framework operates alongside; it does not itself require the governance-level framework NABH asks for.</w:t>
       </w:r>
     </w:p>
     <w:p>

--- a/policies/build/sop_record_masters/ROM/SOP_ROM.1.e_ethical_management_framework.docx
+++ b/policies/build/sop_record_masters/ROM/SOP_ROM.1.e_ethical_management_framework.docx
@@ -303,6 +303,7 @@
     <w:p>
       <w:pPr>
         <w:pStyle w:val="ListParagraph"/>
+        <w:spacing w:after="200" w:before="40"/>
       </w:pPr>
       <w:r>
         <w:t xml:space="preserve">National Medical Commission (formerly Medical Council of India). (2002, amended 2016). </w:t>
@@ -460,6 +461,7 @@
     <w:p>
       <w:pPr>
         <w:pStyle w:val="ListParagraph"/>
+        <w:spacing w:after="200" w:before="40"/>
       </w:pPr>
       <w:r>
         <w:t xml:space="preserve">National Accreditation Board for Hospitals and Healthcare Providers. (2022). Standards for Small Healthcare Organisations (3rd ed.). </w:t>

--- a/policies/build/sop_record_masters/ROM/SOP_ROM.1.e_ethical_management_framework.docx
+++ b/policies/build/sop_record_masters/ROM/SOP_ROM.1.e_ethical_management_framework.docx
@@ -303,10 +303,11 @@
     <w:p>
       <w:pPr>
         <w:pStyle w:val="ListParagraph"/>
-        <w:spacing w:after="200" w:before="40"/>
+        <w:spacing w:after="240" w:before="80"/>
+        <w:contextualSpacing w:val="0"/>
       </w:pPr>
       <w:r>
-        <w:t xml:space="preserve">National Medical Commission (formerly Medical Council of India). (2002, amended 2016). </w:t>
+        <w:t xml:space="preserve">• National Medical Commission (formerly Medical Council of India). (2002, amended 2016). </w:t>
       </w:r>
       <w:hyperlink r:id="rId10">
         <w:r>
@@ -461,10 +462,11 @@
     <w:p>
       <w:pPr>
         <w:pStyle w:val="ListParagraph"/>
-        <w:spacing w:after="200" w:before="40"/>
+        <w:spacing w:after="240" w:before="80"/>
+        <w:contextualSpacing w:val="0"/>
       </w:pPr>
       <w:r>
-        <w:t xml:space="preserve">National Accreditation Board for Hospitals and Healthcare Providers. (2022). Standards for Small Healthcare Organisations (3rd ed.). </w:t>
+        <w:t xml:space="preserve">• National Accreditation Board for Hospitals and Healthcare Providers. (2022). Standards for Small Healthcare Organisations (3rd ed.). </w:t>
       </w:r>
       <w:hyperlink r:id="rId9">
         <w:r>

--- a/policies/build/sop_record_masters/ROM/SOP_ROM.1.e_ethical_management_framework.docx
+++ b/policies/build/sop_record_masters/ROM/SOP_ROM.1.e_ethical_management_framework.docx
@@ -14,40 +14,9 @@
     </w:p>
     <w:p>
       <w:r>
-        <w:t>«Hospital Name» — Supports ROM.1.e</w:t>
+        <w:t>«Hospital Name» — SOP-ROM.1.e — Version 1.0</w:t>
       </w:r>
     </w:p>
-    <w:p/>
-    <w:tbl>
-      <w:tblPr>
-        <w:tblStyle w:val="TableGrid"/>
-        <w:tblW w:type="auto" w:w="0"/>
-        <w:tblLook w:firstColumn="1" w:firstRow="1" w:lastColumn="0" w:lastRow="0" w:noHBand="0" w:noVBand="1" w:val="04A0"/>
-      </w:tblPr>
-      <w:tblGrid>
-        <w:gridCol w:w="8640"/>
-      </w:tblGrid>
-      <w:tr>
-        <w:tc>
-          <w:tcPr>
-            <w:tcW w:type="dxa" w:w="8640"/>
-          </w:tcPr>
-          <w:p>
-            <w:r>
-              <w:rPr>
-                <w:b/>
-              </w:rPr>
-              <w:t>Why does this SOP exist? (read this first if you're new)</w:t>
-            </w:r>
-          </w:p>
-          <w:p>
-            <w:r>
-              <w:t>This SOP explains how «Hospital Name»'s ethical management framework is established and operated, including the option to report anonymously and the organisation's commitment to not let a reporter be penalised for it. If you're new to this SOP: a code of ethics on display is not the framework — the framework is the code plus a working reporting mechanism, including an anonymous option, plus an annual review, all together.</w:t>
-            </w:r>
-          </w:p>
-        </w:tc>
-      </w:tr>
-    </w:tbl>
     <w:p/>
     <w:tbl>
       <w:tblPr>
@@ -62,9 +31,6 @@
         <w:gridCol w:w="2160"/>
       </w:tblGrid>
       <w:tr>
-        <w:trPr>
-          <w:cantSplit/>
-        </w:trPr>
         <w:tc>
           <w:tcPr>
             <w:tcW w:type="dxa" w:w="2160"/>
@@ -81,7 +47,7 @@
           </w:tcPr>
           <w:p>
             <w:r>
-              <w:t>«Hospital to define»</w:t>
+              <w:t>SOP-ROM.1.e</w:t>
             </w:r>
           </w:p>
         </w:tc>
@@ -107,9 +73,6 @@
         </w:tc>
       </w:tr>
       <w:tr>
-        <w:trPr>
-          <w:cantSplit/>
-        </w:trPr>
         <w:tc>
           <w:tcPr>
             <w:tcW w:type="dxa" w:w="2160"/>
@@ -151,51 +114,6 @@
           </w:p>
         </w:tc>
       </w:tr>
-      <w:tr>
-        <w:trPr>
-          <w:cantSplit/>
-        </w:trPr>
-        <w:tc>
-          <w:tcPr>
-            <w:tcW w:type="dxa" w:w="2160"/>
-          </w:tcPr>
-          <w:p>
-            <w:r>
-              <w:t>Prepared By</w:t>
-            </w:r>
-          </w:p>
-        </w:tc>
-        <w:tc>
-          <w:tcPr>
-            <w:tcW w:type="dxa" w:w="2160"/>
-          </w:tcPr>
-          <w:p>
-            <w:r>
-              <w:t>Quality Coordinator   Name: ________   Signature: ________</w:t>
-            </w:r>
-          </w:p>
-        </w:tc>
-        <w:tc>
-          <w:tcPr>
-            <w:tcW w:type="dxa" w:w="2160"/>
-          </w:tcPr>
-          <w:p>
-            <w:r>
-              <w:t>Approved By</w:t>
-            </w:r>
-          </w:p>
-        </w:tc>
-        <w:tc>
-          <w:tcPr>
-            <w:tcW w:type="dxa" w:w="2160"/>
-          </w:tcPr>
-          <w:p>
-            <w:r>
-              <w:t>Medical Superintendent   Name: ________   Signature: ________</w:t>
-            </w:r>
-          </w:p>
-        </w:tc>
-      </w:tr>
     </w:tbl>
     <w:p/>
     <w:p>
@@ -206,9 +124,78 @@
         <w:t>1. Purpose</w:t>
       </w:r>
     </w:p>
+    <w:tbl>
+      <w:tblPr>
+        <w:tblStyle w:val="TableGrid"/>
+        <w:tblW w:type="auto" w:w="0"/>
+        <w:tblLook w:firstColumn="1" w:firstRow="1" w:lastColumn="0" w:lastRow="0" w:noHBand="0" w:noVBand="1" w:val="04A0"/>
+      </w:tblPr>
+      <w:tblGrid>
+        <w:gridCol w:w="8640"/>
+      </w:tblGrid>
+      <w:tr>
+        <w:tc>
+          <w:tcPr>
+            <w:tcW w:type="dxa" w:w="8640"/>
+          </w:tcPr>
+          <w:p>
+            <w:r>
+              <w:t>This SOP sets out how «Hospital Name»'s governance supports an ethical management framework that is actually operated and reviewed, including an option to report anonymously and a documented protection against retaliation -- a working reporting mechanism and a review cycle, not a display-only document.</w:t>
+            </w:r>
+          </w:p>
+        </w:tc>
+      </w:tr>
+    </w:tbl>
+    <w:p/>
+    <w:tbl>
+      <w:tblPr>
+        <w:tblStyle w:val="TableGrid"/>
+        <w:tblW w:type="auto" w:w="0"/>
+        <w:tblLook w:firstColumn="1" w:firstRow="1" w:lastColumn="0" w:lastRow="0" w:noHBand="0" w:noVBand="1" w:val="04A0"/>
+      </w:tblPr>
+      <w:tblGrid>
+        <w:gridCol w:w="8640"/>
+      </w:tblGrid>
+      <w:tr>
+        <w:tc>
+          <w:tcPr>
+            <w:tcW w:type="dxa" w:w="8640"/>
+          </w:tcPr>
+          <w:p>
+            <w:r>
+              <w:t>A junior staff member suspects a senior colleague of a conflict of interest but is afraid to put their name to it. This SOP is what lets them report anonymously, and what protects them if they chose to give their name and later face retaliation for it.</w:t>
+            </w:r>
+          </w:p>
+        </w:tc>
+      </w:tr>
+    </w:tbl>
+    <w:p/>
+    <w:tbl>
+      <w:tblPr>
+        <w:tblStyle w:val="TableGrid"/>
+        <w:tblW w:type="auto" w:w="0"/>
+        <w:tblLook w:firstColumn="1" w:firstRow="1" w:lastColumn="0" w:lastRow="0" w:noHBand="0" w:noVBand="1" w:val="04A0"/>
+      </w:tblPr>
+      <w:tblGrid>
+        <w:gridCol w:w="8640"/>
+      </w:tblGrid>
+      <w:tr>
+        <w:tc>
+          <w:tcPr>
+            <w:tcW w:type="dxa" w:w="8640"/>
+          </w:tcPr>
+          <w:p>
+            <w:r>
+              <w:t>We do this because an ethical concern that nobody feels safe reporting stays invisible until it causes real harm -- to a patient, to the organisation, or to the person who stayed quiet. A genuine, protected way to report is what keeps that from happening.</w:t>
+            </w:r>
+          </w:p>
+        </w:tc>
+      </w:tr>
+    </w:tbl>
+    <w:p/>
     <w:p>
       <w:r>
-        <w:t>This SOP sets out how «Hospital Name»'s governance supports an ethical management framework that is actually operated and reviewed, including an option to report anonymously and a documented protection against retaliation — a code of ethics with a working reporting mechanism and a review cycle, not a display-only document.</w:t>
+        <w:t>To define how «Hospital Name»'s governance supports an ethical management framework that is actually operated and reviewed, including an anonymous reporting option and documented protection against retaliation.</w:t>
       </w:r>
     </w:p>
     <w:p>
@@ -221,7 +208,18 @@
     </w:p>
     <w:p>
       <w:r>
-        <w:t>This SOP applies to the governing body, the «Medical Superintendent», and any staff member who reports an ethical concern.</w:t>
+        <w:rPr>
+          <w:i/>
+        </w:rPr>
+        <w:t xml:space="preserve">Why: </w:t>
+      </w:r>
+      <w:r>
+        <w:t>so any staff member or governance member who has an ethical concern -- not just governance itself -- knows this is theirs to use.</w:t>
+      </w:r>
+    </w:p>
+    <w:p>
+      <w:r>
+        <w:t>Applies to the governing body, the Medical Superintendent, and any staff member who reports an ethical concern.</w:t>
       </w:r>
     </w:p>
     <w:p>
@@ -235,12 +233,23 @@
     <w:p>
       <w:r>
         <w:rPr>
+          <w:i/>
+        </w:rPr>
+        <w:t xml:space="preserve">Why: </w:t>
+      </w:r>
+      <w:r>
+        <w:t>a conflict of interest that's never declared is invisible to the organisation until it causes a problem -- naming who owns the declaration register and who investigates retaliation is what catches it before then.</w:t>
+      </w:r>
+    </w:p>
+    <w:p>
+      <w:r>
+        <w:rPr>
           <w:b/>
         </w:rPr>
         <w:t xml:space="preserve">Governing Body: </w:t>
       </w:r>
       <w:r>
-        <w:t>supports the framework, reviews ethical compliance at least annually and whenever a concern is reported, and investigates any allegation of retaliation against a reporter.</w:t>
+        <w:t>Supports the framework, reviews ethical compliance at least annually and whenever a concern is reported, and investigates any allegation of retaliation against a reporter.</w:t>
       </w:r>
     </w:p>
     <w:p>
@@ -251,7 +260,7 @@
         <w:t xml:space="preserve">Medical Superintendent: </w:t>
       </w:r>
       <w:r>
-        <w:t>is accountable for operating within the framework day to day and maintains the conflict-of-interest declaration register.</w:t>
+        <w:t>Is accountable for operating within the framework day to day and maintains the conflict-of-interest declaration register.</w:t>
       </w:r>
     </w:p>
     <w:p>
@@ -259,7 +268,7 @@
         <w:pStyle w:val="Heading1"/>
       </w:pPr>
       <w:r>
-        <w:t>4. Procedure</w:t>
+        <w:t>4. What to do</w:t>
       </w:r>
     </w:p>
     <w:p>
@@ -267,59 +276,28 @@
         <w:pStyle w:val="Heading2"/>
       </w:pPr>
       <w:r>
-        <w:t>4.1 Establish the framework</w:t>
+        <w:t>Establish the framework</w:t>
       </w:r>
     </w:p>
     <w:p>
       <w:r>
         <w:rPr>
-          <w:b/>
+          <w:i/>
         </w:rPr>
-        <w:t xml:space="preserve">Why this step matters: </w:t>
+        <w:t xml:space="preserve">Why: </w:t>
       </w:r>
       <w:r>
-        <w:t>A framework that is only a code of ethics on a wall, with no declaration process and no way to report a concern, is a display — not a framework that manages anything.</w:t>
+        <w:t>A framework that is only a code of ethics on a wall, with no declaration process and no way to report a concern, is a display -- not a framework that manages anything.</w:t>
       </w:r>
     </w:p>
     <w:p>
       <w:r>
-        <w:t>1. The framework includes a code of ethics, a conflict-of-interest declaration for governance members, a mechanism for reporting ethical concerns — including an option to report anonymously — and a review of ethical compliance.</w:t>
+        <w:t>The framework includes a code of ethics, a conflict-of-interest declaration for governance members, a mechanism for reporting ethical concerns -- including an option to report anonymously -- and a review of ethical compliance.</w:t>
       </w:r>
     </w:p>
     <w:p>
       <w:r>
-        <w:t>2. The governing body approves the framework in writing. (Record 1)</w:t>
-      </w:r>
-    </w:p>
-    <w:p>
-      <w:r>
-        <w:rPr>
-          <w:b/>
-          <w:i/>
-        </w:rPr>
-        <w:t xml:space="preserve">Technical source(s) for this step: </w:t>
-      </w:r>
-    </w:p>
-    <w:p>
-      <w:pPr>
-        <w:pStyle w:val="ListParagraph"/>
-        <w:spacing w:after="240" w:before="80"/>
-        <w:contextualSpacing w:val="0"/>
-      </w:pPr>
-      <w:r>
-        <w:t xml:space="preserve">• National Medical Commission (formerly Medical Council of India). (2002, amended 2016). </w:t>
-      </w:r>
-      <w:hyperlink r:id="rId10">
-        <w:r>
-          <w:rPr>
-            <w:color w:val="0563C1"/>
-            <w:u w:val="single"/>
-          </w:rPr>
-          <w:t>Indian Medical Council (Professional Conduct, Etiquette and Ethics) Regulations, 2002</w:t>
-        </w:r>
-      </w:hyperlink>
-      <w:r>
-        <w:t>. Governs the ethical conduct of registered medical practitioners in India and is referenced here as the statutory backdrop a hospital's own ethical-management framework operates alongside; it does not itself require the governance-level framework NABH asks for.</w:t>
+        <w:t>The governing body approves the framework in writing.</w:t>
       </w:r>
     </w:p>
     <w:p>
@@ -327,28 +305,28 @@
         <w:pStyle w:val="Heading2"/>
       </w:pPr>
       <w:r>
-        <w:t>4.2 Collect and maintain conflict-of-interest declarations</w:t>
+        <w:t>Collect and maintain conflict-of-interest declarations</w:t>
       </w:r>
     </w:p>
     <w:p>
       <w:r>
         <w:rPr>
-          <w:b/>
+          <w:i/>
         </w:rPr>
-        <w:t xml:space="preserve">Why this step matters: </w:t>
+        <w:t xml:space="preserve">Why: </w:t>
       </w:r>
       <w:r>
-        <w:t>A conflict of interest that is never declared cannot be managed — it's invisible to the organisation until it causes a problem, which is exactly the scenario the declaration process exists to prevent.</w:t>
+        <w:t>A conflict of interest that is never declared cannot be managed -- it's invisible to the organisation until it causes a problem, which is exactly what the declaration process exists to prevent.</w:t>
       </w:r>
     </w:p>
     <w:p>
       <w:r>
-        <w:t>1. Every governance member declares any conflict of interest in writing at appointment and refreshes the declaration at least annually.</w:t>
+        <w:t>Every governance member declares any conflict of interest in writing at appointment and refreshes the declaration at least annually.</w:t>
       </w:r>
     </w:p>
     <w:p>
       <w:r>
-        <w:t>2. A declared conflict is reviewed by the governing body and a management action (recusal from the relevant decision, disclosure, etc.) is recorded. (Record 2)</w:t>
+        <w:t>A declared conflict is reviewed by the governing body and a management action (recusal from the relevant decision, disclosure, etc.) is recorded.</w:t>
       </w:r>
     </w:p>
     <w:p>
@@ -356,33 +334,33 @@
         <w:pStyle w:val="Heading2"/>
       </w:pPr>
       <w:r>
-        <w:t>4.3 Operate the reporting mechanism, including anonymous reports</w:t>
+        <w:t>Operate the reporting mechanism, including anonymous reports</w:t>
       </w:r>
     </w:p>
     <w:p>
       <w:r>
         <w:rPr>
-          <w:b/>
+          <w:i/>
         </w:rPr>
-        <w:t xml:space="preserve">Why this step matters: </w:t>
+        <w:t xml:space="preserve">Why: </w:t>
       </w:r>
       <w:r>
-        <w:t>A reporting mechanism nobody has ever used cannot be shown to actually work — and a mechanism that requires a name discourages exactly the reports most worth having, from someone worried about retaliation.</w:t>
+        <w:t>A reporting mechanism nobody has ever used cannot be shown to actually work -- and a mechanism that requires a name discourages exactly the reports most worth having, from someone worried about retaliation.</w:t>
       </w:r>
     </w:p>
     <w:p>
       <w:r>
-        <w:t>1. Any staff member or governance member can report an ethical concern through the documented mechanism, by name or anonymously.</w:t>
+        <w:t>Any staff member or governance member can report an ethical concern through the documented mechanism, by name or anonymously.</w:t>
       </w:r>
     </w:p>
     <w:p>
       <w:r>
-        <w:t>2. Each concern is logged with the date received, the nature of the concern, and the action taken, regardless of whether the reporter identified themselves.</w:t>
+        <w:t>Each concern is logged with the date received, the nature of the concern, and the action taken, regardless of whether the reporter identified themselves.</w:t>
       </w:r>
     </w:p>
     <w:p>
       <w:r>
-        <w:t>3. Any allegation that a reporter faced retaliation for raising a concern is investigated directly by the governing body, separately from the original concern. (Record 3)</w:t>
+        <w:t>Any allegation that a reporter faced retaliation for raising a concern is investigated directly by the governing body, separately from the original concern.</w:t>
       </w:r>
     </w:p>
     <w:p>
@@ -390,28 +368,28 @@
         <w:pStyle w:val="Heading2"/>
       </w:pPr>
       <w:r>
-        <w:t>4.4 Review annually</w:t>
+        <w:t>Review annually</w:t>
       </w:r>
     </w:p>
     <w:p>
       <w:r>
         <w:rPr>
-          <w:b/>
+          <w:i/>
         </w:rPr>
-        <w:t xml:space="preserve">Why this step matters: </w:t>
+        <w:t xml:space="preserve">Why: </w:t>
       </w:r>
       <w:r>
-        <w:t>A framework that is approved once and never checked again drifts into being exactly the display-only document this requirement is written to rule out.</w:t>
+        <w:t>A framework that is approved once and never checked again drifts into being exactly the display-only document this requirement exists to rule out.</w:t>
       </w:r>
     </w:p>
     <w:p>
       <w:r>
-        <w:t>1. The governing body reviews ethical compliance at least annually, and immediately whenever a concern is reported.</w:t>
+        <w:t>The governing body reviews ethical compliance at least annually, and immediately whenever a concern is reported.</w:t>
       </w:r>
     </w:p>
     <w:p>
       <w:r>
-        <w:t>2. Conflict-of-interest declarations are refreshed as part of the annual review. (Record 1-2)</w:t>
+        <w:t>Conflict-of-interest declarations are refreshed as part of the annual review.</w:t>
       </w:r>
     </w:p>
     <w:p>
@@ -432,7 +410,7 @@
         <w:pStyle w:val="Heading1"/>
       </w:pPr>
       <w:r>
-        <w:t>6. Related Documents</w:t>
+        <w:t>6. Related SOPs</w:t>
       </w:r>
     </w:p>
     <w:p>
@@ -440,7 +418,54 @@
         <w:pStyle w:val="ListParagraph"/>
       </w:pPr>
       <w:r>
-        <w:t>Policy on Governance — Roles, Responsibilities and Ethical Management (ROM.1) — this SOP operationalises step 5.5</w:t>
+        <w:t>Policy on Governance — Roles, Responsibilities and Ethical Management (ROM.1)</w:t>
+      </w:r>
+    </w:p>
+    <w:p>
+      <w:pPr>
+        <w:pStyle w:val="Heading1"/>
+      </w:pPr>
+      <w:r>
+        <w:t>7. Review</w:t>
+      </w:r>
+    </w:p>
+    <w:p>
+      <w:r>
+        <w:t>This SOP is reviewed at least annually by the Quality Coordinator together with the Medical Superintendent, and sooner if an ethical concern -- or a retaliation allegation -- reveals a gap in the framework.</w:t>
+      </w:r>
+    </w:p>
+    <w:p>
+      <w:r>
+        <w:br w:type="page"/>
+      </w:r>
+    </w:p>
+    <w:p>
+      <w:pPr>
+        <w:pStyle w:val="Heading1"/>
+      </w:pPr>
+      <w:r>
+        <w:t>Appendix — NABH Standard Cross-Reference and Evidence Basis</w:t>
+      </w:r>
+    </w:p>
+    <w:p>
+      <w:r>
+        <w:t>For the Quality Coordinator and NABH assessment use only. The reasoning and real-world triggers for each requirement are already in the body above -- this appendix adds only what the body deliberately leaves out: the exact objective-element code, how this SOP's scope is kept separate from neighbouring standards, and the verified technical source for anything cited.</w:t>
+      </w:r>
+    </w:p>
+    <w:p>
+      <w:pPr>
+        <w:pStyle w:val="Heading2"/>
+      </w:pPr>
+      <w:r>
+        <w:t>Establish the framework — ROM.1.e</w:t>
+      </w:r>
+    </w:p>
+    <w:p>
+      <w:r>
+        <w:rPr>
+          <w:i/>
+        </w:rPr>
+        <w:t>Verified source(s):</w:t>
       </w:r>
     </w:p>
     <w:p>
@@ -448,27 +473,67 @@
         <w:pStyle w:val="ListParagraph"/>
       </w:pPr>
       <w:r>
-        <w:t>Required Records — ROM.1.e (see ROM.1 Records folder)</w:t>
+        <w:t xml:space="preserve">• </w:t>
+      </w:r>
+      <w:r>
+        <w:t xml:space="preserve">National Medical Commission (formerly Medical Council of India). (2002, amended 2016). </w:t>
+      </w:r>
+      <w:hyperlink r:id="rId9">
+        <w:r>
+          <w:rPr>
+            <w:color w:val="0563C1"/>
+            <w:u w:val="single"/>
+          </w:rPr>
+          <w:t>Indian Medical Council (Professional Conduct, Etiquette and Ethics) Regulations, 2002</w:t>
+        </w:r>
+      </w:hyperlink>
+      <w:r>
+        <w:t>. Statutory backdrop a hospital's own ethical-management framework operates alongside; it does not itself require the governance-level framework this standard asks for.</w:t>
       </w:r>
     </w:p>
     <w:p>
       <w:pPr>
-        <w:pStyle w:val="Heading1"/>
+        <w:pStyle w:val="Heading2"/>
       </w:pPr>
       <w:r>
-        <w:t>7. Where This SOP's Requirements Come From (Verified Sources)</w:t>
+        <w:t>Collect and maintain conflict-of-interest declarations — ROM.1.e</w:t>
+      </w:r>
+    </w:p>
+    <w:p>
+      <w:pPr>
+        <w:pStyle w:val="Heading2"/>
+      </w:pPr>
+      <w:r>
+        <w:t>Operate the reporting mechanism, including anonymous reports — ROM.1.e</w:t>
+      </w:r>
+    </w:p>
+    <w:p>
+      <w:pPr>
+        <w:pStyle w:val="Heading2"/>
+      </w:pPr>
+      <w:r>
+        <w:t>Review annually — ROM.1.e</w:t>
+      </w:r>
+    </w:p>
+    <w:p>
+      <w:pPr>
+        <w:pStyle w:val="Heading2"/>
+      </w:pPr>
+      <w:r>
+        <w:t>Full reference list</w:t>
       </w:r>
     </w:p>
     <w:p>
       <w:pPr>
         <w:pStyle w:val="ListParagraph"/>
-        <w:spacing w:after="240" w:before="80"/>
-        <w:contextualSpacing w:val="0"/>
       </w:pPr>
       <w:r>
-        <w:t xml:space="preserve">• National Accreditation Board for Hospitals and Healthcare Providers. (2022). Standards for Small Healthcare Organisations (3rd ed.). </w:t>
+        <w:t xml:space="preserve">• </w:t>
       </w:r>
-      <w:hyperlink r:id="rId9">
+      <w:r>
+        <w:t xml:space="preserve">National Accreditation Board for Hospitals and Healthcare Providers. (2022). Standards for Small Healthcare Organisations (3rd ed.). </w:t>
+      </w:r>
+      <w:hyperlink r:id="rId10">
         <w:r>
           <w:rPr>
             <w:color w:val="0563C1"/>
@@ -483,15 +548,25 @@
     </w:p>
     <w:p>
       <w:pPr>
-        <w:pStyle w:val="Heading1"/>
+        <w:pStyle w:val="ListParagraph"/>
       </w:pPr>
       <w:r>
-        <w:t>8. Review</w:t>
+        <w:t xml:space="preserve">• </w:t>
       </w:r>
-    </w:p>
-    <w:p>
       <w:r>
-        <w:t>This SOP is reviewed at least annually by the Quality Coordinator together with the Medical Superintendent, and sooner if an ethical concern — or a retaliation allegation — reveals a gap in the framework.</w:t>
+        <w:t xml:space="preserve">National Medical Commission (formerly Medical Council of India). (2002, amended 2016). </w:t>
+      </w:r>
+      <w:hyperlink r:id="rId9">
+        <w:r>
+          <w:rPr>
+            <w:color w:val="0563C1"/>
+            <w:u w:val="single"/>
+          </w:rPr>
+          <w:t>Indian Medical Council (Professional Conduct, Etiquette and Ethics) Regulations, 2002</w:t>
+        </w:r>
+      </w:hyperlink>
+      <w:r>
+        <w:t>.</w:t>
       </w:r>
     </w:p>
     <w:sectPr>

--- a/policies/build/sop_record_masters/ROM/SOP_ROM.1.e_ethical_management_framework.docx
+++ b/policies/build/sop_record_masters/ROM/SOP_ROM.1.e_ethical_management_framework.docx
@@ -208,12 +208,6 @@
     </w:p>
     <w:p>
       <w:r>
-        <w:rPr>
-          <w:i/>
-        </w:rPr>
-        <w:t xml:space="preserve">Why: </w:t>
-      </w:r>
-      <w:r>
         <w:t>so any staff member or governance member who has an ethical concern -- not just governance itself -- knows this is theirs to use.</w:t>
       </w:r>
     </w:p>
@@ -231,12 +225,6 @@
       </w:r>
     </w:p>
     <w:p>
-      <w:r>
-        <w:rPr>
-          <w:i/>
-        </w:rPr>
-        <w:t xml:space="preserve">Why: </w:t>
-      </w:r>
       <w:r>
         <w:t>a conflict of interest that's never declared is invisible to the organisation until it causes a problem -- naming who owns the declaration register and who investigates retaliation is what catches it before then.</w:t>
       </w:r>
@@ -281,12 +269,6 @@
     </w:p>
     <w:p>
       <w:r>
-        <w:rPr>
-          <w:i/>
-        </w:rPr>
-        <w:t xml:space="preserve">Why: </w:t>
-      </w:r>
-      <w:r>
         <w:t>A framework that is only a code of ethics on a wall, with no declaration process and no way to report a concern, is a display -- not a framework that manages anything.</w:t>
       </w:r>
     </w:p>
@@ -310,12 +292,6 @@
     </w:p>
     <w:p>
       <w:r>
-        <w:rPr>
-          <w:i/>
-        </w:rPr>
-        <w:t xml:space="preserve">Why: </w:t>
-      </w:r>
-      <w:r>
         <w:t>A conflict of interest that is never declared cannot be managed -- it's invisible to the organisation until it causes a problem, which is exactly what the declaration process exists to prevent.</w:t>
       </w:r>
     </w:p>
@@ -338,12 +314,6 @@
       </w:r>
     </w:p>
     <w:p>
-      <w:r>
-        <w:rPr>
-          <w:i/>
-        </w:rPr>
-        <w:t xml:space="preserve">Why: </w:t>
-      </w:r>
       <w:r>
         <w:t>A reporting mechanism nobody has ever used cannot be shown to actually work -- and a mechanism that requires a name discourages exactly the reports most worth having, from someone worried about retaliation.</w:t>
       </w:r>
@@ -372,12 +342,6 @@
       </w:r>
     </w:p>
     <w:p>
-      <w:r>
-        <w:rPr>
-          <w:i/>
-        </w:rPr>
-        <w:t xml:space="preserve">Why: </w:t>
-      </w:r>
       <w:r>
         <w:t>A framework that is approved once and never checked again drifts into being exactly the display-only document this requirement exists to rule out.</w:t>
       </w:r>

--- a/policies/build/sop_record_masters/ROM/SOP_ROM.1.e_ethical_management_framework.docx
+++ b/policies/build/sop_record_masters/ROM/SOP_ROM.1.e_ethical_management_framework.docx
@@ -274,7 +274,27 @@
     </w:p>
     <w:p>
       <w:r>
-        <w:t>The framework includes a code of ethics, a conflict-of-interest declaration for governance members, a mechanism for reporting ethical concerns -- including an option to report anonymously -- and a review of ethical compliance.</w:t>
+        <w:t>The framework has four required parts:</w:t>
+      </w:r>
+    </w:p>
+    <w:p>
+      <w:r>
+        <w:t>1. A written code of ethics.</w:t>
+      </w:r>
+    </w:p>
+    <w:p>
+      <w:r>
+        <w:t>2. A conflict-of-interest declaration process for every governance member.</w:t>
+      </w:r>
+    </w:p>
+    <w:p>
+      <w:r>
+        <w:t>3. A mechanism for reporting ethical concerns, including an option to report anonymously.</w:t>
+      </w:r>
+    </w:p>
+    <w:p>
+      <w:r>
+        <w:t>4. A review of ethical compliance, at least annually.</w:t>
       </w:r>
     </w:p>
     <w:p>
